--- a/client/public/templates/docx/raport-rotatsia.docx
+++ b/client/public/templates/docx/raport-rotatsia.docx
@@ -164,6 +164,45 @@
     </w:p>
     <w:p>
       <w:pPr>
+        <w:jc w:val="right"/>
+        <w:spacing w:after="0" w:before="0"/>
+      </w:pPr>
+      <w:r>
+        <w:rPr>
+          <w:sz w:val="24"/>
+          <w:szCs w:val="24"/>
+        </w:rPr>
+        <w:t xml:space="preserve">{ПОСАДА}</w:t>
+      </w:r>
+    </w:p>
+    <w:p>
+      <w:pPr>
+        <w:jc w:val="right"/>
+        <w:spacing w:after="0" w:before="0"/>
+      </w:pPr>
+      <w:r>
+        <w:rPr>
+          <w:sz w:val="24"/>
+          <w:szCs w:val="24"/>
+        </w:rPr>
+        <w:t xml:space="preserve">військової частини {В/Ч}</w:t>
+      </w:r>
+    </w:p>
+    <w:p>
+      <w:pPr>
+        <w:jc w:val="right"/>
+        <w:spacing w:after="0" w:before="0"/>
+      </w:pPr>
+      <w:r>
+        <w:rPr>
+          <w:sz w:val="24"/>
+          <w:szCs w:val="24"/>
+        </w:rPr>
+        <w:t xml:space="preserve">{ЗВАННЯ}        {Ім'я ПРІЗВИЩЕ}</w:t>
+      </w:r>
+    </w:p>
+    <w:p>
+      <w:pPr>
         <w:jc w:val="left"/>
         <w:spacing w:after="0" w:before="0"/>
       </w:pPr>
@@ -173,24 +212,6 @@
           <w:szCs w:val="24"/>
         </w:rPr>
         <w:t xml:space="preserve">{ДАТА}</w:t>
-      </w:r>
-    </w:p>
-    <w:p>
-      <w:pPr>
-        <w:spacing w:after="120"/>
-      </w:pPr>
-    </w:p>
-    <w:p>
-      <w:pPr>
-        <w:jc w:val="right"/>
-        <w:spacing w:after="0" w:before="0"/>
-      </w:pPr>
-      <w:r>
-        <w:rPr>
-          <w:sz w:val="24"/>
-          <w:szCs w:val="24"/>
-        </w:rPr>
-        <w:t xml:space="preserve">{ЗВАННЯ} ________________ {ПІБ}</w:t>
       </w:r>
     </w:p>
     <w:p>

--- a/client/public/templates/docx/raport-rotatsia.docx
+++ b/client/public/templates/docx/raport-rotatsia.docx
@@ -159,6 +159,78 @@
     </w:p>
     <w:p>
       <w:pPr>
+        <w:spacing w:after="120"/>
+      </w:pPr>
+    </w:p>
+    <w:p>
+      <w:pPr>
+        <w:jc w:val="left"/>
+        <w:spacing w:after="60" w:before="0"/>
+      </w:pPr>
+      <w:r>
+        <w:rPr>
+          <w:sz w:val="24"/>
+          <w:szCs w:val="24"/>
+          <w:b/>
+          <w:bCs/>
+        </w:rPr>
+        <w:t xml:space="preserve">Додатки:</w:t>
+      </w:r>
+    </w:p>
+    <w:p>
+      <w:pPr>
+        <w:jc w:val="left"/>
+        <w:spacing w:after="40" w:before="0"/>
+      </w:pPr>
+      <w:r>
+        <w:rPr>
+          <w:sz w:val="24"/>
+          <w:szCs w:val="24"/>
+        </w:rPr>
+        <w:t xml:space="preserve">1. Витяг з наказу про направлення в зону бойових дій</w:t>
+      </w:r>
+    </w:p>
+    <w:p>
+      <w:pPr>
+        <w:jc w:val="left"/>
+        <w:spacing w:after="40" w:before="0"/>
+      </w:pPr>
+      <w:r>
+        <w:rPr>
+          <w:sz w:val="24"/>
+          <w:szCs w:val="24"/>
+        </w:rPr>
+        <w:t xml:space="preserve">2. Довідка про строк безперервного перебування в районі ведення бойових дій</w:t>
+      </w:r>
+    </w:p>
+    <w:p>
+      <w:pPr>
+        <w:jc w:val="left"/>
+        <w:spacing w:after="40" w:before="0"/>
+      </w:pPr>
+      <w:r>
+        <w:rPr>
+          <w:sz w:val="24"/>
+          <w:szCs w:val="24"/>
+        </w:rPr>
+        <w:t xml:space="preserve">3. Копія контракту про проходження військової служби</w:t>
+      </w:r>
+    </w:p>
+    <w:p>
+      <w:pPr>
+        <w:jc w:val="left"/>
+        <w:spacing w:after="40" w:before="0"/>
+      </w:pPr>
+      <w:r>
+        <w:rPr>
+          <w:sz w:val="24"/>
+          <w:szCs w:val="24"/>
+        </w:rPr>
+        <w:t xml:space="preserve">4. Копія посвідчення учасника бойових дій (за наявності)</w:t>
+      </w:r>
+    </w:p>
+    <w:p>
+      <w:pPr>
         <w:spacing w:after="240"/>
       </w:pPr>
     </w:p>
@@ -212,6 +284,104 @@
           <w:szCs w:val="24"/>
         </w:rPr>
         <w:t xml:space="preserve">{ДАТА}</w:t>
+      </w:r>
+    </w:p>
+    <w:p>
+      <w:pPr>
+        <w:spacing w:after="400"/>
+      </w:pPr>
+    </w:p>
+    <w:p>
+      <w:pPr>
+        <w:jc w:val="left"/>
+        <w:spacing w:after="120" w:before="0"/>
+      </w:pPr>
+      <w:r>
+        <w:rPr>
+          <w:sz w:val="24"/>
+          <w:szCs w:val="24"/>
+          <w:b/>
+          <w:bCs/>
+        </w:rPr>
+        <w:t xml:space="preserve">Командиру військової частини {В/Ч}</w:t>
+      </w:r>
+    </w:p>
+    <w:p>
+      <w:pPr>
+        <w:jc w:val="left"/>
+        <w:spacing w:after="200" w:before="0"/>
+      </w:pPr>
+      <w:r>
+        <w:rPr>
+          <w:sz w:val="24"/>
+          <w:szCs w:val="24"/>
+        </w:rPr>
+        <w:t xml:space="preserve">Клопочу по суті рапорту {ЗВАННЯ} {ПІБ}.</w:t>
+      </w:r>
+    </w:p>
+    <w:p>
+      <w:pPr>
+        <w:jc w:val="right"/>
+        <w:spacing w:after="0" w:before="0"/>
+      </w:pPr>
+      <w:r>
+        <w:rPr>
+          <w:sz w:val="24"/>
+          <w:szCs w:val="24"/>
+        </w:rPr>
+        <w:t xml:space="preserve">{ПОСАДА_БЕЗПОСЕРЕДНЬОГО_КОМАНДИРА}</w:t>
+      </w:r>
+    </w:p>
+    <w:p>
+      <w:pPr>
+        <w:jc w:val="right"/>
+        <w:spacing w:after="0" w:before="0"/>
+      </w:pPr>
+      <w:r>
+        <w:rPr>
+          <w:sz w:val="24"/>
+          <w:szCs w:val="24"/>
+        </w:rPr>
+        <w:t xml:space="preserve">військової частини {В/Ч}</w:t>
+      </w:r>
+    </w:p>
+    <w:p>
+      <w:pPr>
+        <w:jc w:val="right"/>
+        <w:spacing w:after="0" w:before="0"/>
+      </w:pPr>
+      <w:r>
+        <w:rPr>
+          <w:sz w:val="24"/>
+          <w:szCs w:val="24"/>
+        </w:rPr>
+        <w:t xml:space="preserve">{ЗВАННЯ_БЕЗПОСЕРЕДНЬОГО_КОМАНДИРА}        {Ім'я ПРІЗВИЩЕ_БЕЗПОСЕРЕДНЬОГО_КОМАНДИРА}</w:t>
+      </w:r>
+    </w:p>
+    <w:p>
+      <w:pPr>
+        <w:jc w:val="right"/>
+        <w:spacing w:after="0" w:before="0"/>
+      </w:pPr>
+      <w:r>
+        <w:rPr>
+          <w:sz w:val="24"/>
+          <w:szCs w:val="24"/>
+        </w:rPr>
+        <w:t xml:space="preserve">___.___.20__</w:t>
+      </w:r>
+    </w:p>
+    <w:p>
+      <w:pPr>
+        <w:jc w:val="left"/>
+        <w:spacing w:after="0" w:before="0"/>
+      </w:pPr>
+      <w:r>
+        <w:rPr>
+          <w:sz w:val="24"/>
+          <w:szCs w:val="24"/>
+        </w:rPr>
+        <w:t xml:space="preserve">___.___.20__</w:t>
       </w:r>
     </w:p>
     <w:p>

--- a/client/public/templates/docx/raport-rotatsia.docx
+++ b/client/public/templates/docx/raport-rotatsia.docx
@@ -356,19 +356,6 @@
           <w:szCs w:val="24"/>
         </w:rPr>
         <w:t xml:space="preserve">{ЗВАННЯ_БЕЗПОСЕРЕДНЬОГО_КОМАНДИРА}        {Ім'я ПРІЗВИЩЕ_БЕЗПОСЕРЕДНЬОГО_КОМАНДИРА}</w:t>
-      </w:r>
-    </w:p>
-    <w:p>
-      <w:pPr>
-        <w:jc w:val="right"/>
-        <w:spacing w:after="0" w:before="0"/>
-      </w:pPr>
-      <w:r>
-        <w:rPr>
-          <w:sz w:val="24"/>
-          <w:szCs w:val="24"/>
-        </w:rPr>
-        <w:t xml:space="preserve">___.___.20__</w:t>
       </w:r>
     </w:p>
     <w:p>

--- a/client/public/templates/docx/raport-rotatsia.docx
+++ b/client/public/templates/docx/raport-rotatsia.docx
@@ -674,6 +674,307 @@
           <w:szCs w:val="22"/>
         </w:rPr>
         <w:t xml:space="preserve">Вимагайте ознайомлення з планом ротації. Якщо план не складений або не доведений — це порушення з боку командування.</w:t>
+      </w:r>
+    </w:p>
+    <w:p>
+      <w:pPr>
+        <w:jc w:val="center"/>
+        <w:spacing w:after="300" w:before="0"/>
+        <w:pageBreakBefore/>
+      </w:pPr>
+      <w:r>
+        <w:rPr>
+          <w:sz w:val="26"/>
+          <w:szCs w:val="26"/>
+          <w:b/>
+          <w:bCs/>
+          <w:color w:val="808080"/>
+        </w:rPr>
+        <w:t xml:space="preserve">ПРИКЛАД ЗАПОВНЕННЯ (вигадані дані — не подавати!)</w:t>
+      </w:r>
+    </w:p>
+    <w:p>
+      <w:pPr>
+        <w:jc w:val="right"/>
+        <w:spacing w:after="0" w:before="0"/>
+      </w:pPr>
+      <w:r>
+        <w:rPr>
+          <w:sz w:val="24"/>
+          <w:szCs w:val="24"/>
+        </w:rPr>
+        <w:t xml:space="preserve">Командир військової частини А7890</w:t>
+      </w:r>
+    </w:p>
+    <w:p>
+      <w:pPr>
+        <w:jc w:val="right"/>
+        <w:spacing w:after="0" w:before="0"/>
+      </w:pPr>
+      <w:r>
+        <w:rPr>
+          <w:sz w:val="24"/>
+          <w:szCs w:val="24"/>
+        </w:rPr>
+        <w:t xml:space="preserve">підполковник</w:t>
+      </w:r>
+    </w:p>
+    <w:p>
+      <w:pPr>
+        <w:jc w:val="right"/>
+        <w:spacing w:after="0" w:before="0"/>
+      </w:pPr>
+      <w:r>
+        <w:rPr>
+          <w:sz w:val="24"/>
+          <w:szCs w:val="24"/>
+        </w:rPr>
+        <w:t xml:space="preserve">СИДОРЕНКО Павло Андрійович</w:t>
+      </w:r>
+    </w:p>
+    <w:p>
+      <w:pPr>
+        <w:spacing w:after="120"/>
+      </w:pPr>
+    </w:p>
+    <w:p>
+      <w:pPr>
+        <w:jc w:val="right"/>
+        <w:spacing w:after="0" w:before="0"/>
+      </w:pPr>
+      <w:r>
+        <w:rPr>
+          <w:sz w:val="24"/>
+          <w:szCs w:val="24"/>
+        </w:rPr>
+        <w:t xml:space="preserve">командир бойової машини 1 механізованого взводу</w:t>
+      </w:r>
+    </w:p>
+    <w:p>
+      <w:pPr>
+        <w:jc w:val="right"/>
+        <w:spacing w:after="0" w:before="0"/>
+      </w:pPr>
+      <w:r>
+        <w:rPr>
+          <w:sz w:val="24"/>
+          <w:szCs w:val="24"/>
+        </w:rPr>
+        <w:t xml:space="preserve">молодший сержант ТКАЧЕНКО Віталій Ігорович</w:t>
+      </w:r>
+    </w:p>
+    <w:p>
+      <w:pPr>
+        <w:jc w:val="right"/>
+        <w:spacing w:after="0" w:before="0"/>
+      </w:pPr>
+      <w:r>
+        <w:rPr>
+          <w:sz w:val="24"/>
+          <w:szCs w:val="24"/>
+        </w:rPr>
+        <w:t xml:space="preserve">2 механізована рота, в/ч А7890</w:t>
+      </w:r>
+    </w:p>
+    <w:p>
+      <w:pPr>
+        <w:spacing w:after="240"/>
+      </w:pPr>
+    </w:p>
+    <w:p>
+      <w:pPr>
+        <w:jc w:val="center"/>
+        <w:spacing w:after="200" w:before="0"/>
+      </w:pPr>
+      <w:r>
+        <w:rPr>
+          <w:sz w:val="28"/>
+          <w:szCs w:val="28"/>
+          <w:b/>
+          <w:bCs/>
+        </w:rPr>
+        <w:t xml:space="preserve">РАПОРТ</w:t>
+      </w:r>
+    </w:p>
+    <w:p>
+      <w:pPr>
+        <w:jc w:val="left"/>
+        <w:spacing w:after="120" w:before="0"/>
+      </w:pPr>
+      <w:r>
+        <w:rPr>
+          <w:sz w:val="24"/>
+          <w:szCs w:val="24"/>
+        </w:rPr>
+        <w:t xml:space="preserve">Доповідаю, що я безперервно перебуваю на посаді в зоні безпосереднього виконання бойових завдань з 20 березня 2025 року (понад 12 місяців).</w:t>
+      </w:r>
+    </w:p>
+    <w:p>
+      <w:pPr>
+        <w:jc w:val="left"/>
+        <w:spacing w:after="120" w:before="0"/>
+      </w:pPr>
+      <w:r>
+        <w:rPr>
+          <w:sz w:val="24"/>
+          <w:szCs w:val="24"/>
+        </w:rPr>
+        <w:t xml:space="preserve">Відповідно до пункту 54-1 Положення про проходження громадянами України військової служби у Збройних Силах України, ротація військовослужбовців, які безперервно перебувають у районах ведення бойових дій, проводиться в порядку, визначеному Генеральним штабом ЗСУ.</w:t>
+      </w:r>
+    </w:p>
+    <w:p>
+      <w:pPr>
+        <w:jc w:val="left"/>
+        <w:spacing w:after="120" w:before="0"/>
+      </w:pPr>
+      <w:r>
+        <w:rPr>
+          <w:sz w:val="24"/>
+          <w:szCs w:val="24"/>
+        </w:rPr>
+        <w:t xml:space="preserve">Згідно зі статтею 11-1 Закону України «Про військовий обов'язок і військову службу», ротація є обов'язковим заходом забезпечення боєздатності та збереження здоров'я військовослужбовців.</w:t>
+      </w:r>
+    </w:p>
+    <w:p>
+      <w:pPr>
+        <w:jc w:val="left"/>
+        <w:spacing w:after="120" w:before="0"/>
+      </w:pPr>
+      <w:r>
+        <w:rPr>
+          <w:sz w:val="24"/>
+          <w:szCs w:val="24"/>
+        </w:rPr>
+        <w:t xml:space="preserve">Прошу розглянути питання щодо моєї ротації та повідомити про прийняте рішення.</w:t>
+      </w:r>
+    </w:p>
+    <w:p>
+      <w:pPr>
+        <w:spacing w:after="120"/>
+      </w:pPr>
+    </w:p>
+    <w:p>
+      <w:pPr>
+        <w:jc w:val="left"/>
+        <w:spacing w:after="60" w:before="0"/>
+      </w:pPr>
+      <w:r>
+        <w:rPr>
+          <w:sz w:val="24"/>
+          <w:szCs w:val="24"/>
+          <w:b/>
+          <w:bCs/>
+        </w:rPr>
+        <w:t xml:space="preserve">Додатки:</w:t>
+      </w:r>
+    </w:p>
+    <w:p>
+      <w:pPr>
+        <w:jc w:val="left"/>
+        <w:spacing w:after="40" w:before="0"/>
+      </w:pPr>
+      <w:r>
+        <w:rPr>
+          <w:sz w:val="24"/>
+          <w:szCs w:val="24"/>
+        </w:rPr>
+        <w:t xml:space="preserve">1. Витяг з наказу про направлення в зону бойових дій №056 від 18.03.2025</w:t>
+      </w:r>
+    </w:p>
+    <w:p>
+      <w:pPr>
+        <w:jc w:val="left"/>
+        <w:spacing w:after="40" w:before="0"/>
+      </w:pPr>
+      <w:r>
+        <w:rPr>
+          <w:sz w:val="24"/>
+          <w:szCs w:val="24"/>
+        </w:rPr>
+        <w:t xml:space="preserve">2. Довідка про строк безперервного перебування в районі ведення бойових дій (12 міс.)</w:t>
+      </w:r>
+    </w:p>
+    <w:p>
+      <w:pPr>
+        <w:jc w:val="left"/>
+        <w:spacing w:after="40" w:before="0"/>
+      </w:pPr>
+      <w:r>
+        <w:rPr>
+          <w:sz w:val="24"/>
+          <w:szCs w:val="24"/>
+        </w:rPr>
+        <w:t xml:space="preserve">3. Копія контракту про проходження військової служби від 01.02.2024</w:t>
+      </w:r>
+    </w:p>
+    <w:p>
+      <w:pPr>
+        <w:jc w:val="left"/>
+        <w:spacing w:after="40" w:before="0"/>
+      </w:pPr>
+      <w:r>
+        <w:rPr>
+          <w:sz w:val="24"/>
+          <w:szCs w:val="24"/>
+        </w:rPr>
+        <w:t xml:space="preserve">4. Копія посвідчення УБД серія БД №034567 від 15.08.2025</w:t>
+      </w:r>
+    </w:p>
+    <w:p>
+      <w:pPr>
+        <w:spacing w:after="240"/>
+      </w:pPr>
+    </w:p>
+    <w:p>
+      <w:pPr>
+        <w:jc w:val="right"/>
+        <w:spacing w:after="0" w:before="0"/>
+      </w:pPr>
+      <w:r>
+        <w:rPr>
+          <w:sz w:val="24"/>
+          <w:szCs w:val="24"/>
+        </w:rPr>
+        <w:t xml:space="preserve">командир бойової машини 1 механізованого взводу</w:t>
+      </w:r>
+    </w:p>
+    <w:p>
+      <w:pPr>
+        <w:jc w:val="right"/>
+        <w:spacing w:after="0" w:before="0"/>
+      </w:pPr>
+      <w:r>
+        <w:rPr>
+          <w:sz w:val="24"/>
+          <w:szCs w:val="24"/>
+        </w:rPr>
+        <w:t xml:space="preserve">2 механізована рота, в/ч А7890</w:t>
+      </w:r>
+    </w:p>
+    <w:p>
+      <w:pPr>
+        <w:jc w:val="right"/>
+        <w:spacing w:after="0" w:before="0"/>
+      </w:pPr>
+      <w:r>
+        <w:rPr>
+          <w:sz w:val="24"/>
+          <w:szCs w:val="24"/>
+        </w:rPr>
+        <w:t xml:space="preserve">молодший сержант        ТКАЧЕНКО Віталій Ігорович</w:t>
+      </w:r>
+    </w:p>
+    <w:p>
+      <w:pPr>
+        <w:jc w:val="left"/>
+        <w:spacing w:after="0" w:before="0"/>
+      </w:pPr>
+      <w:r>
+        <w:rPr>
+          <w:sz w:val="24"/>
+          <w:szCs w:val="24"/>
+        </w:rPr>
+        <w:t xml:space="preserve">01 квітня 2026 р.</w:t>
       </w:r>
     </w:p>
     <w:sectPr>
